--- a/SLEEPER_PINNED.docx
+++ b/SLEEPER_PINNED.docx
@@ -714,6 +714,28 @@
       </w:r>
       <w:r>
         <w:t xml:space="preserve">— player leaves the game voluntarily due to a meltdown.</w:t>
+      </w:r>
+    </w:p>
+    <w:p>
+      <w:pPr>
+        <w:pStyle w:val="Compact"/>
+        <w:numPr>
+          <w:ilvl w:val="0"/>
+          <w:numId w:val="1004"/>
+        </w:numPr>
+      </w:pPr>
+      <w:r>
+        <w:rPr>
+          <w:b/>
+          <w:bCs/>
+        </w:rPr>
+        <w:t xml:space="preserve">+15 Celebration Self-Injury</w:t>
+      </w:r>
+      <w:r>
+        <w:t xml:space="preserve"> </w:t>
+      </w:r>
+      <w:r>
+        <w:t xml:space="preserve">— your player injures himself while celebrating.</w:t>
       </w:r>
     </w:p>
     <w:p>

--- a/SLEEPER_PINNED.docx
+++ b/SLEEPER_PINNED.docx
@@ -2,7 +2,7 @@
 <file path=word/document.xml><?xml version="1.0" encoding="utf-8"?>
 <w:document xmlns:w="http://schemas.openxmlformats.org/wordprocessingml/2006/main" xmlns:m="http://schemas.openxmlformats.org/officeDocument/2006/math" xmlns:r="http://schemas.openxmlformats.org/officeDocument/2006/relationships" xmlns:o="urn:schemas-microsoft-com:office:office" xmlns:v="urn:schemas-microsoft-com:vml" xmlns:w10="urn:schemas-microsoft-com:office:word" xmlns:a="http://schemas.openxmlformats.org/drawingml/2006/main" xmlns:pic="http://schemas.openxmlformats.org/drawingml/2006/picture" xmlns:wp="http://schemas.openxmlformats.org/drawingml/2006/wordprocessingDrawing">
   <w:body>
-    <w:bookmarkStart w:id="17" w:name="sleeper-pinned-messages--league-of-chaos"/>
+    <w:bookmarkStart w:id="16" w:name="sleeper-pinned-messages--league-of-chaos"/>
     <w:p>
       <w:pPr>
         <w:pStyle w:val="Heading1"/>
@@ -994,91 +994,8 @@
         <w:t xml:space="preserve">packages · rotational substitutions.</w:t>
       </w:r>
     </w:p>
-    <w:p>
-      <w:r>
-        <w:pict>
-          <v:rect style="width:0;height:1.5pt" o:hralign="center" o:hrstd="t" o:hr="t"/>
-        </w:pict>
-      </w:r>
-    </w:p>
     <w:bookmarkEnd w:id="15"/>
-    <w:bookmarkStart w:id="16" w:name="pushpin-8--moneybag-payouts-160-pot"/>
-    <w:p>
-      <w:pPr>
-        <w:pStyle w:val="Heading2"/>
-      </w:pPr>
-      <w:r>
-        <w:t xml:space="preserve">📌 8 — 💰 Payouts ($160 pot)</w:t>
-      </w:r>
-    </w:p>
-    <w:p>
-      <w:pPr>
-        <w:pStyle w:val="Compact"/>
-        <w:numPr>
-          <w:ilvl w:val="0"/>
-          <w:numId w:val="1007"/>
-        </w:numPr>
-      </w:pPr>
-      <w:r>
-        <w:rPr>
-          <w:b/>
-          <w:bCs/>
-        </w:rPr>
-        <w:t xml:space="preserve">1st place:</w:t>
-      </w:r>
-      <w:r>
-        <w:t xml:space="preserve"> </w:t>
-      </w:r>
-      <w:r>
-        <w:t xml:space="preserve">$75</w:t>
-      </w:r>
-    </w:p>
-    <w:p>
-      <w:pPr>
-        <w:pStyle w:val="Compact"/>
-        <w:numPr>
-          <w:ilvl w:val="0"/>
-          <w:numId w:val="1007"/>
-        </w:numPr>
-      </w:pPr>
-      <w:r>
-        <w:rPr>
-          <w:b/>
-          <w:bCs/>
-        </w:rPr>
-        <w:t xml:space="preserve">Weekly high score (Weeks 1–17):</w:t>
-      </w:r>
-      <w:r>
-        <w:t xml:space="preserve"> </w:t>
-      </w:r>
-      <w:r>
-        <w:t xml:space="preserve">$5 each — applies in the playoffs too.</w:t>
-      </w:r>
-    </w:p>
-    <w:p>
-      <w:pPr>
-        <w:pStyle w:val="Compact"/>
-        <w:numPr>
-          <w:ilvl w:val="0"/>
-          <w:numId w:val="1007"/>
-        </w:numPr>
-      </w:pPr>
-      <w:r>
-        <w:rPr>
-          <w:b/>
-          <w:bCs/>
-        </w:rPr>
-        <w:t xml:space="preserve">Payouts: the Wednesday after the championship</w:t>
-      </w:r>
-      <w:r>
-        <w:t xml:space="preserve"> </w:t>
-      </w:r>
-      <w:r>
-        <w:t xml:space="preserve">(to account for stat corrections).</w:t>
-      </w:r>
-    </w:p>
     <w:bookmarkEnd w:id="16"/>
-    <w:bookmarkEnd w:id="17"/>
     <w:sectPr>
       <w:footnotePr>
         <w:numRestart w:val="eachSect"/>
@@ -1424,9 +1341,6 @@
     <w:lvlOverride w:ilvl="8">
       <w:startOverride w:val="1"/>
     </w:lvlOverride>
-  </w:num>
-  <w:num w:numId="1007">
-    <w:abstractNumId w:val="991"/>
   </w:num>
 </w:numbering>
 </file>

--- a/SLEEPER_PINNED.docx
+++ b/SLEEPER_PINNED.docx
@@ -257,6 +257,84 @@
       </w:r>
       <w:r>
         <w:t xml:space="preserve">any started defender who caused it (interception, forced fumble, recovery).</w:t>
+      </w:r>
+    </w:p>
+    <w:p>
+      <w:pPr>
+        <w:pStyle w:val="Compact"/>
+        <w:numPr>
+          <w:ilvl w:val="0"/>
+          <w:numId w:val="1001"/>
+        </w:numPr>
+      </w:pPr>
+      <w:r>
+        <w:rPr>
+          <w:b/>
+          <w:bCs/>
+        </w:rPr>
+        <w:t xml:space="preserve">+20 Non-QB TD Pass</w:t>
+      </w:r>
+      <w:r>
+        <w:t xml:space="preserve"> </w:t>
+      </w:r>
+      <w:r>
+        <w:t xml:space="preserve">— a started non-QB (RB/WR/TE) throws a touchdown pass.</w:t>
+      </w:r>
+    </w:p>
+    <w:p>
+      <w:pPr>
+        <w:pStyle w:val="Compact"/>
+        <w:numPr>
+          <w:ilvl w:val="0"/>
+          <w:numId w:val="1001"/>
+        </w:numPr>
+      </w:pPr>
+      <w:r>
+        <w:rPr>
+          <w:b/>
+          <w:bCs/>
+        </w:rPr>
+        <w:t xml:space="preserve">+15 Taunting / Unsportsmanlike</w:t>
+      </w:r>
+      <w:r>
+        <w:t xml:space="preserve"> </w:t>
+      </w:r>
+      <w:r>
+        <w:t xml:space="preserve">— a started player is flagged for taunting</w:t>
+      </w:r>
+      <w:r>
+        <w:t xml:space="preserve"> </w:t>
+      </w:r>
+      <w:r>
+        <w:t xml:space="preserve">or unsportsmanlike conduct.</w:t>
+      </w:r>
+    </w:p>
+    <w:p>
+      <w:pPr>
+        <w:pStyle w:val="Compact"/>
+        <w:numPr>
+          <w:ilvl w:val="0"/>
+          <w:numId w:val="1001"/>
+        </w:numPr>
+      </w:pPr>
+      <w:r>
+        <w:rPr>
+          <w:b/>
+          <w:bCs/>
+        </w:rPr>
+        <w:t xml:space="preserve">+5 Pre-Snap Penalty</w:t>
+      </w:r>
+      <w:r>
+        <w:t xml:space="preserve"> </w:t>
+      </w:r>
+      <w:r>
+        <w:t xml:space="preserve">— a started player's false start, delay of game, or</w:t>
+      </w:r>
+      <w:r>
+        <w:t xml:space="preserve"> </w:t>
+      </w:r>
+      <w:r>
+        <w:t xml:space="preserve">illegal formation/shift/motion.</w:t>
       </w:r>
     </w:p>
     <w:p>

--- a/SLEEPER_PINNED.docx
+++ b/SLEEPER_PINNED.docx
@@ -451,35 +451,47 @@
           <w:b/>
           <w:bCs/>
         </w:rPr>
-        <w:t xml:space="preserve">Injured players are auto-exempt</w:t>
-      </w:r>
-      <w:r>
-        <w:t xml:space="preserve"> </w:t>
-      </w:r>
-      <w:r>
-        <w:t xml:space="preserve">— anyone ruled</w:t>
-      </w:r>
-      <w:r>
-        <w:t xml:space="preserve"> </w:t>
-      </w:r>
-      <w:r>
-        <w:rPr>
-          <w:b/>
-          <w:bCs/>
-        </w:rPr>
-        <w:t xml:space="preserve">Out or Doubtful</w:t>
-      </w:r>
-      <w:r>
-        <w:t xml:space="preserve"> </w:t>
-      </w:r>
-      <w:r>
-        <w:t xml:space="preserve">(or hurt</w:t>
-      </w:r>
-      <w:r>
-        <w:t xml:space="preserve"> </w:t>
-      </w:r>
-      <w:r>
-        <w:t xml:space="preserve">in-game) is excluded automatically.</w:t>
+        <w:t xml:space="preserve">Hurt during the game = auto-exempt</w:t>
+      </w:r>
+      <w:r>
+        <w:t xml:space="preserve"> </w:t>
+      </w:r>
+      <w:r>
+        <w:t xml:space="preserve">— if a player is injured in-game, the</w:t>
+      </w:r>
+      <w:r>
+        <w:t xml:space="preserve"> </w:t>
+      </w:r>
+      <w:r>
+        <w:t xml:space="preserve">wasted spot isn't your fault.</w:t>
+      </w:r>
+    </w:p>
+    <w:p>
+      <w:pPr>
+        <w:pStyle w:val="Compact"/>
+        <w:numPr>
+          <w:ilvl w:val="0"/>
+          <w:numId w:val="1002"/>
+        </w:numPr>
+      </w:pPr>
+      <w:r>
+        <w:rPr>
+          <w:b/>
+          <w:bCs/>
+        </w:rPr>
+        <w:t xml:space="preserve">Ruled out before kickoff = NOT exempt</w:t>
+      </w:r>
+      <w:r>
+        <w:t xml:space="preserve"> </w:t>
+      </w:r>
+      <w:r>
+        <w:t xml:space="preserve">— that was known info, so starting</w:t>
+      </w:r>
+      <w:r>
+        <w:t xml:space="preserve"> </w:t>
+      </w:r>
+      <w:r>
+        <w:t xml:space="preserve">an inactive player is exactly the invalid spot this penalizes.</w:t>
       </w:r>
     </w:p>
     <w:p>

--- a/SLEEPER_PINNED.docx
+++ b/SLEEPER_PINNED.docx
@@ -334,7 +334,35 @@
         <w:t xml:space="preserve"> </w:t>
       </w:r>
       <w:r>
-        <w:t xml:space="preserve">illegal formation/shift/motion.</w:t>
+        <w:t xml:space="preserve">illegal formation/shift/motion/offside.</w:t>
+      </w:r>
+    </w:p>
+    <w:p>
+      <w:pPr>
+        <w:pStyle w:val="Compact"/>
+        <w:numPr>
+          <w:ilvl w:val="0"/>
+          <w:numId w:val="1001"/>
+        </w:numPr>
+      </w:pPr>
+      <w:r>
+        <w:rPr>
+          <w:b/>
+          <w:bCs/>
+        </w:rPr>
+        <w:t xml:space="preserve">+10 Penalty Negates a TD</w:t>
+      </w:r>
+      <w:r>
+        <w:t xml:space="preserve"> </w:t>
+      </w:r>
+      <w:r>
+        <w:t xml:space="preserve">— a started player's penalty (any type) wipes out</w:t>
+      </w:r>
+      <w:r>
+        <w:t xml:space="preserve"> </w:t>
+      </w:r>
+      <w:r>
+        <w:t xml:space="preserve">a touchdown for their own team. Stacks with the penalty bonuses above.</w:t>
       </w:r>
     </w:p>
     <w:p>
@@ -685,6 +713,40 @@
       </w:r>
       <w:r>
         <w:t xml:space="preserve">not finishing the play.</w:t>
+      </w:r>
+    </w:p>
+    <w:p>
+      <w:pPr>
+        <w:pStyle w:val="Compact"/>
+        <w:numPr>
+          <w:ilvl w:val="0"/>
+          <w:numId w:val="1003"/>
+        </w:numPr>
+      </w:pPr>
+      <w:r>
+        <w:rPr>
+          <w:b/>
+          <w:bCs/>
+        </w:rPr>
+        <w:t xml:space="preserve">+1000 One-Point Safety</w:t>
+      </w:r>
+      <w:r>
+        <w:t xml:space="preserve"> </w:t>
+      </w:r>
+      <w:r>
+        <w:t xml:space="preserve">— a safety on a conversion attempt (extra point or</w:t>
+      </w:r>
+      <w:r>
+        <w:t xml:space="preserve"> </w:t>
+      </w:r>
+      <w:r>
+        <w:t xml:space="preserve">two-point try). Never happened in NFL history, but possible. Awarded to the</w:t>
+      </w:r>
+      <w:r>
+        <w:t xml:space="preserve"> </w:t>
+      </w:r>
+      <w:r>
+        <w:t xml:space="preserve">scoring defense.</w:t>
       </w:r>
     </w:p>
     <w:p>
